--- a/external-content/docx/vc/03-kak-agentstva-schitayut-kpi.docx
+++ b/external-content/docx/vc/03-kak-agentstva-schitayut-kpi.docx
@@ -856,7 +856,7 @@
           <w:i/>
           <w:iCs/>
         </w:rPr>
-        <w:t xml:space="preserve">Даниил Карацапов, частный интернет-маркетолог. Работал в трёх агентствах до позиции тимлида команды контекстологов, с 2025 года веду проекты самостоятельно — карацапов-даниил-маркетинг.рф</w:t>
+        <w:t xml:space="preserve">Даниил Карацапов, частный интернет-маркетолог. Работал в трёх агентствах до позиции тимлида команды контекстологов, с 2025 года веду проекты самостоятельно — karatsapov.ru</w:t>
       </w:r>
     </w:p>
     <w:sectPr>
